--- a/example_articles/states/South Carolina/1.states_South Carolina_New_York_Times.docx
+++ b/example_articles/states/South Carolina/1.states_South Carolina_New_York_Times.docx
@@ -29,17 +29,17 @@
     </w:p>
     <w:p>
       <w:r>
-        <w:t>Source File: NYT/51.DOCX</w:t>
+        <w:t>Source file: NYT/51.DOCX</w:t>
       </w:r>
     </w:p>
     <w:p>
       <w:r>
-        <w:t>Raw locations result: ['South Carolina']</w:t>
+        <w:t>Raw locations result, 'locations': ['South Carolina']</w:t>
       </w:r>
     </w:p>
     <w:p>
       <w:r>
-        <w:t>states_stand_flat (Standardized): South Carolina</w:t>
+        <w:t>Standardized locations result, 'states_stand_flat': South Carolina</w:t>
       </w:r>
     </w:p>
     <w:p>

--- a/example_articles/states/South Carolina/1.states_South Carolina_New_York_Times.docx
+++ b/example_articles/states/South Carolina/1.states_South Carolina_New_York_Times.docx
@@ -7,9 +7,7 @@
         <w:pStyle w:val="Heading1"/>
       </w:pPr>
       <w:r>
-        <w:t>THE 1992 CAMPAIGN: Behind the Scenes;</w:t>
-        <w:br/>
-        <w:t>The Faces Behind the Face That Clinton's Smile Masks</w:t>
+        <w:t>Hugo's 3-Year Wake: Lessons of a Hurricane</w:t>
       </w:r>
     </w:p>
     <w:p>
@@ -19,12 +17,12 @@
     </w:p>
     <w:p>
       <w:r>
-        <w:t>Date: 1992-10-25</w:t>
+        <w:t>Date: 1992-09-18</w:t>
       </w:r>
     </w:p>
     <w:p>
       <w:r>
-        <w:t>Section: Section 1;; Section 1; Page 1; Column 4; National Desk; Column 4;; Biography</w:t>
+        <w:t>Section: Section A;; Section A; Page 1; Column 2; National Desk; Column 2;</w:t>
       </w:r>
     </w:p>
     <w:p>
@@ -51,85 +49,83 @@
     </w:p>
     <w:p>
       <w:r>
-        <w:t>On television, Bill Clinton radiates earnestness, empathy and polite deference, coming across as an odd hybrid of television evangelist and think-tank analyst. But in person, it is possible to see more: his commanding attitude and his supple political shape-shifting, his fascination with and yearning for the adulation he is getting, and his surliness and finger-wagging upbraidings when something does not go exactly as he likes.</w:t>
+        <w:t>Three years after Hurricane Hugo's screaming winds and 17-foot storm surge left this town torn to pieces and buried under five feet of water and mud, life here seems almost back to normal, right down to the regrown Spanish moss hanging from the oak trees on Pinkney Street.</w:t>
         <w:br/>
-        <w:t>After a rousing, celebrity-powered rally in the once-conservative stronghold of Orange County, Calif., on Thursday night, Mr. Clinton lost his temper with a Secret Service agent when a couple of autograph seekers evaded a rope line in the parking lot of the amphitheater and got to Mr. Clinton.</w:t>
+        <w:t>But for hurricane-ravaged residents of South Florida, Louisiana and Hawaii starting to rebuild their lives, a journey along the South Carolina coast and into the rural hamlets ravaged by Hugo provides a complicated picture of equal parts loss and renewal. Like McClellanville, South Carolina has recovered sooner than many thought possible, but its experience is a vivid lesson both in how much man can and cannot do to repair a world that nature blew apart.</w:t>
         <w:br/>
-        <w:t>"This is not going to work if these people just walk up," he snapped at the agent, his body tense and his eyes hard. But as he started moving toward the crowd again, he transformed his face back into the political mask of the easy-going country boy and resumed his loose, unhurried gait.</w:t>
+        <w:t>Three years after what was the costliest storm in American history -- Hurricane Andrew, which struck South Florida and Louisiana last month, has since passed it -- South Carolina still is full of harsh reminders of Hugo's fury. They include the ghostly, denuded remains of what used to be the lush Francis Marion National Forest, the demons haunting children like Matthew Mable of Summerville who are terrified whenever a stiff wind blows, and the quiet despair of the rural poor like Viola Reed of South Santee who are still waiting to get their houses repaired so they can return home.</w:t>
+        <w:br/>
+        <w:t>There are also harsh memories of the faltering Federal relief effort after Hugo, and an often-voiced resentment about the billions of dollars in election-year aid being rushed to Florida, Louisiana and Hawaii, as opposed to the $500 million spent in South Carolina at a time when no Presidential election was pending.</w:t>
+        <w:br/>
+        <w:t>An economic analysis of the storm indicates that despite the rebuilding boom it brought, the storm overall was a severe economic drain on the state.</w:t>
+        <w:br/>
+        <w:t>Still, South Carolina is the scene of remarkable recovery from the pastel town houses of Charleston, to the working-class trailer parks in Copahee to the rebuilt seaside communities like Pawleys Island and Folly Beach, where homes wrecked by the storm were not just rebuilt but improved so much that people on Pawleys Island, who used to playfully bill the town as "arrogantly shabby," now say they are still arrogant but no longer shabby.</w:t>
+        <w:br/>
+        <w:t>To some the recovery is the most telling lesson to come out of Hugo.</w:t>
+        <w:br/>
+        <w:t>"I would say the state's recovery from Hugo has been nothing short of miraculous," said Luther F. Carter, executive director of the South Carolina Budget and Control Board.</w:t>
         <w:br/>
         <w:t xml:space="preserve"> </w:t>
         <w:br/>
-        <w:t>Oxford and Dogpatch</w:t>
+        <w:t>Estimate of $6 Billion Toll</w:t>
         <w:br/>
-        <w:t xml:space="preserve"> For all the years he has been in politics, George Bush is a transparent politician, easy to read through verbal cues and body language tics. Bill Clinton, on the other hand, is a more opaque and complicated subject, a curious and sometimes calculated blend of Oxford polish and Dogpatch raffishness, of idealism and expediency, elusiveness and ego.</w:t>
+        <w:t xml:space="preserve"> Still, interviews along the coast made it clear that how people recovered from the storm had a lot to do with their financial circumstances before it hit. Many of the poor took hits they may never recover from. Many of those better off were cushioned by insurance that allowed them to replace homes with more modern ones.</w:t>
         <w:br/>
-        <w:t>At one moment, the 46-year-old Arkansas Governor will be biting his lower lip, Elvis-style, and beaming his "Aw, shucks, all this attention for me?" slack-jawed smile, assuring audiences that he does not want to be President for himself, since he has a good life in Arkansas, but only to help make America a better place for his 13-year-old daughter, Chelsea, and the sort of decent, working-class folks he knows in Arkansas.</w:t>
+        <w:t>Everyone who was here after Hugo roared ashore on Sept. 22, 1989, can identify with those trying to rebuild after Andrew and Hurricane Iniki, which ravaged the Hawaiian island of Kauai last week.</w:t>
         <w:br/>
-        <w:t>At the next moment, he will show flashes of pride and temper natural in a man who sees, tantalizingly within reach, the prize he has been hungrily moving toward for decades. Mr. Clinton has done what it takes, from restyling his hair to confessing his sins to muting his wife, and he has the concentrated air of one who is not about to let it slip away now.</w:t>
+        <w:t>"I remember flying the coastline right after the storm, looking down on Charleston and thinking, 'Will we ever recover?' " Mr. Carter said.</w:t>
+        <w:br/>
+        <w:t>Economists are still poring over the storm's ultimate toll, a job made difficult by the fact that the devastation was followed by a huge influx of aid and a construction boom.</w:t>
+        <w:br/>
+        <w:t>Douglas P. Woodward, a University of South Carolina economist who has analyzed the storm's economic impact, said the storm did $6 billion in damage, about half of it in real estate and half in natural resources, particularly timber. Of that only half was reimbursed from any source. It also created a building boom that over two-and-a-half years created about $500 million in added income, enough to forestall the recession's arrival in South Carolina for more than a year.</w:t>
+        <w:br/>
+        <w:t>"It was a net economic loss to the state, which may seem obvious, but you'd be surprised how many thought for a time it might be good for the economy," Professor Woodward said. "Eventually, the artificial boom ended, and when the recession came, it was like a cold bath. In the end it was the poor who really got hurt, and a lot of them are hurting still."</w:t>
+        <w:br/>
+        <w:t>There are poor people in Charleston whose homes have never been repaired from the storm, but the worst toll can be found in hundreds of rural communities that were poor before the storm and poorer now.</w:t>
+        <w:br/>
+        <w:t>Miriam Green, who heads the rural Berkeley County Electric Cooperative's project to deal with housing problems left behind by Hugo, is still working to get aid to people like Mrs. Reed, a 71-year-old widow, whose house is still an uninhabitable morass of broken sheetrock and pools of water, and James Vanderhorst, a 74-year-old widower here, who was victimized by a shoddy contractor and left with a house jacked up on cinder blocks, but not high enough to meet local codes.</w:t>
+        <w:br/>
+        <w:t>But just as common are stories of remarkable renewal. To this day, Lloyd McClellan and her husband, James McClellan, are amazed at the volunteers who rebuilt their home that was inundated by the storm.</w:t>
+        <w:br/>
+        <w:t>"You see on television about babies starving and people firing bombs at each other in the streets, and think how lucky we are to be in a country where when you need help, people come and help," Mrs. McClellan said.</w:t>
+        <w:br/>
+        <w:t>Still, even many of those whose lives seem back to normal are still carrying heavy financial burdens.</w:t>
+        <w:br/>
+        <w:t>"I tried to get assistance from the Small Business Administration and got nothing," said Buster Brown who owns one grocery store here. Largely uninsured at the time of the storm, he estimates he lost $200,000 on his home and business.</w:t>
+        <w:br/>
+        <w:t>But Professor Woodward's study found that while only 45 percent of residential losses were covered by insurance, about 80 percent of business and commercial losses were covered.</w:t>
+        <w:br/>
+        <w:t>And, particularly near the waterfront, many people are now living better than they were before the storm because insurance payments allowed them to rebuild seaside homes into more modern structures that have higher building standards.</w:t>
+        <w:br/>
+        <w:t>To some experts on coastal development property, there is no small bit of folly beneath the renaissance here.</w:t>
+        <w:br/>
+        <w:t>Peter Sparks, an engineering professor at Clemson University, said many structures were hurriedly rebuilt with roofs less able to withstand a storm than they were before Hugo. In addition, new flood insurance regulations that require buildings in flood-prone areas to be at least eight feet off the ground have left a slew of trailer homes sitting on eight-foot concrete blocks, more vulnerable to hurricane winds than they were before.</w:t>
+        <w:br/>
+        <w:t>"I wouldn't want to be in one of those things in a thunderstorm, Mr. Sparks said. "Overall, Hugo was a warning unheeded."</w:t>
+        <w:br/>
+        <w:t>But homeowners say many beachfront homes have been rebuilt to standards that far exceed the ones they replaced. And in places like Folly Beach, where the waves almost lap at the front porches of beachfront houses, it is clear one thing that was not altered by Hugo was the desire of people to live by the shore. In fact, the city is spending $16 million -- 85 percent of it in Federal money -- on a beach renourishment project that will create 150 feet of beach at high tide.</w:t>
+        <w:br/>
+        <w:t>Overlooking the ocean at the home he rebuilt, James Kennedy readily acknowledges that Folly's shifting sand may well be the kind of place that should not be built on.</w:t>
+        <w:br/>
+        <w:t>But having said that, he adds that he never gave a thought to not rebuilding, especially when insurance paid for everything but his $20,000 seawall.</w:t>
+        <w:br/>
+        <w:t>Josephine Humphreys, the Charleston novelist, is aware of many changes that linger after Hugo. She misses the endearing shabbiness of old Charleston blown away and replaced by something more sanitized.</w:t>
+        <w:br/>
+        <w:t>She is also aware of the haunting, indelible memory of the wind that will haunt so many lives from here to Homestead, Fla., and from the bayous of Louisiana to the beaches of Hawaii.</w:t>
+        <w:br/>
+        <w:t>"If you've ever been in a car wreck, you remember the sound of it for years and years and it just gives you the creeps," she said. "That's how I feel about the wind now, the sound of wind. It was just terrifying, and it's something you don't forget."</w:t>
+        <w:br/>
+        <w:br/>
+        <w:t>Graphic</w:t>
+        <w:br/>
         <w:br/>
         <w:t xml:space="preserve"> </w:t>
         <w:br/>
-        <w:t>Nerves Getting Frayed</w:t>
-        <w:br/>
-        <w:t xml:space="preserve"> With polls showing his lead dropping, he is relentlessly crossing the country, hoarsely selling himself as the hip, fresh, Kennedyesque alternative to a tired "ol' Bush," as he calls the President. This is a campaign on a fast and scary water slide to Nov. 3: the mood is, by turns, giddy, paranoid, snappish and smug.</w:t>
-        <w:br/>
-        <w:t>The campaign's nervousness was reflected in the attempts of aides to chastise and argue with reporters who wrote that Mr. Clinton still has problems on the trust issue, as reflected by polls.</w:t>
-        <w:br/>
-        <w:t>Because of the static about "character" questions that has surrounded his campaign, the portrait of Mr. Clinton has been a caricature of labels like "Slick Willie," draft-dodger and ladies' man. And because the candidate has been fashioning and refashioning his political image and message for so long, there is a packaged quality to his appearances that dims spontaneity and makes it difficult to discern the real Bill Clinton. It is hard to tell if the large crowds he is attracting love him or simply the idea of change.</w:t>
-        <w:br/>
-        <w:t>He pays close attention to the smallest details of his image: His aides confided that when he started jogging with Senator Al Gore, he became self-conscious about the long, baggy shorts he was wearing to exercise, reminiscent of the ones worn by overweight boys at camp, and has been trying to go shorter himself, if not yet quite as short as his fitter running mate.</w:t>
+        <w:t>Photos: The fury of Hurricane Hugo, which ripped into South Carolina three years ago, has been pushed from the memory of most by Hurricane Andrew, but the consequences are still alive for many residents, especially the poor who find repairs harder to accomplish. James Vanderhorst's house in McClellenville is uninhabitable because a contractor did not raise it high enough to meet local codes; Viola Reed's house in South Santee is still a morass of broken sheetrock and pools of water. (Photographs by Wade Spees for The New York Times) (pg. A16)</w:t>
         <w:br/>
         <w:t xml:space="preserve"> </w:t>
         <w:br/>
-        <w:t>Eyes of the Predator</w:t>
-        <w:br/>
-        <w:t xml:space="preserve"> Like Dan Quayle, Mr. Clinton comes across as one who has long been a golden boy. But unlike the Vice President, Mr. Clinton does not try to wing it and leave much of the tedious homework on issues to others.</w:t>
-        <w:br/>
-        <w:t>At airports, he scans the scene with a predatory look, seeing if there are any potential voters to charm. He is so eager to work any rope line, offering a series of speech bites on education, health care and taxes, that reporters have taken to chanting, late at night in the fifth city of the day, "Get in the car, get in the car!"</w:t>
-        <w:br/>
-        <w:t>Some aides suggest that the Clintons are still uncomfortable with their new level of rock-star-style celebrity, in which women scream as they once did for Frank Sinatra, hold up signs reading "Bill's a Babe" and "Blondes for Bill," and tell Mr. Clinton as they shake his hand, "You're so much more handsome in person."</w:t>
-        <w:br/>
-        <w:t>But it only takes a few hours on the campaign to see that Mr. Clinton gets the same adrenaline charge from working yet another group of voters screaming "We love you Bill!" that George Bush did from traveling overseas to attend meetings of his cherished global club.</w:t>
-        <w:br/>
-        <w:t xml:space="preserve"> </w:t>
-        <w:br/>
-        <w:t>On the Charm Patrol</w:t>
-        <w:br/>
-        <w:t xml:space="preserve"> The Democrat jokes about this phenomenon, portraying it as the flaw of a policy dweeb. "There are some detailed policy positions I haven't gone over yet," he mischievously told exhausted reporters late one night. "Maybe we could block out an hour later."</w:t>
-        <w:br/>
-        <w:t>Although Mr. Clinton has spent a lot of time avoiding reporters, when he thought they would be asking critical questions, this week he was on charm patrol.</w:t>
-        <w:br/>
-        <w:t>Flying from Orange County to Las Vegas for a rally at the University of Nevada, he changed into a white sweatshirt, black slacks and black loafers and walked back to the press section with baby steps, intoning in a deep voice, "Yes, we're going to take bold steps into the future."</w:t>
-        <w:br/>
-        <w:t>Asked about his mother's taste for gambling, he said: "My mother was supposed to be in Vegas but she was summoned to Moscow. She was consulting with the right-wing bunch there on how to get rid of Yeltsin."</w:t>
-        <w:br/>
-        <w:t>It was the Republicans who were supposed to have a closet-full of October surprises for the Democrats, but the surprises so far have been exploding cigars for President Bush on Iran, Iraq and the feuds in his own Administration. And Mr. Clinton is quick to turn each Republican embarrassment to his political advantage.</w:t>
-        <w:br/>
-        <w:t>He ignores the occasional Bush signs -- "Have some more syrup on your waffles, Comrade," read one in Billings, Mont. -- and treats hecklers with amused contempt.</w:t>
-        <w:br/>
-        <w:t>"Don't boo that poor boy," he told the crowd at the Orange County rally, when a lonely Republican called out from among the 24,000 Clintonistas. "Why are you giving him any attention at all? Blow it off. We won't have to put up with it much longer."</w:t>
-        <w:br/>
-        <w:t>He tries to portray himself as the heir to both John F. Kennedy and Ronald Reagan. This week, he even began saluting his audiences, in the way Ronald Reagan, another President who never went to war, liked to do. He has promoted himself, as Mr. Reagan did when he vanquished Jimmy Carter and Walter F. Mondale, as the avatar of uplifting oratory and Western swagger.</w:t>
-        <w:br/>
-        <w:t>He posed on a Harley-Davidson motorcycle in a biker's jacket at the Milwaukee airport; sat around in a white cowboy hat jawboning in a dusty auto parts store in Pueblo, Colo., with a bunch of Western governors in matching white hats, and strode on stage in Montana, Colorado and Wyoming to music such as "The Magnificent Seven," (also used for Marlboro commercial), "Ghost Riders in the Sky," and "How the West Was Won."</w:t>
-        <w:br/>
-        <w:t>He talked tough about welfare and the death penalty and offered Reaganesque anecdotes about ordinary Americans who have told him of their problems. At a rally in Las Vegas on Friday, he even suggested that the economy could grow out of its crisis -- a favorite Reagan prescription.</w:t>
-        <w:br/>
-        <w:t xml:space="preserve"> </w:t>
-        <w:br/>
-        <w:t>Both Hip and Presidential</w:t>
-        <w:br/>
-        <w:t xml:space="preserve"> He presents himself as young enough to be hip, yet old enough to be Presidential, even joking sometimes that he needs reading glasses to see his notes. Clinton aides carefully choose the music for his rallies -- from the Beatles' "Twist and Shout," "Revolution" and "Here Comes the Sun" to the Beach Boys' "Good Vibrations" -- to underscore the generational message.</w:t>
-        <w:br/>
-        <w:t>At a Chicago rally on Tuesday, Mr. Clinton and Tipper Gore swayed to the beat and sang along when Michael Bolton crooned one of his pop love songs. While Mrs. Gore mouthed "I love it" and Mr. Clinton looked so moved he might cry, Hillary Clinton and Al Gore stood by stiffly, like two members of the high school math club straitlaced at a mixer.</w:t>
-        <w:br/>
-        <w:t>After a rally at the University of Oregon, Mr. Clinton discussed "funkodelic" music with the Crazy 8's, a band from Portland, and borrowed a saxophone to play a few bars of "Take Five," the Dave Brubeck classic written by saxophonist Paul Desmond.</w:t>
-        <w:br/>
-        <w:t>At the Orange County rally, Mr. Clinton acted shy as he joined Whoopi Goldberg and the singing nuns from her movie "Sister Act," in a rendition of the rock song, "Shout." While he wants to be seen as with-it, he does not want to get too wild, so he limited his participation to clapping and occasionally calling out "Shout."</w:t>
-        <w:br/>
-        <w:t>But afterward on his plane, when reporters were tweaking him about not giving a more soulful performance, he tried to make up for it by describing the last time he saw James Brown in concert.</w:t>
-        <w:br/>
-        <w:t>"I saw his show a year or two ago, and he was fat but he could still do it," Mr. Clinton said. "You know, he's got a big old pot belly now, and he can do the splits and go right down to the floor and come back up. It's amazing to see."</w:t>
+        <w:t>Map showing the location of McClellanville, South Carolina. (pg. A16)</w:t>
       </w:r>
     </w:p>
     <w:sectPr>

--- a/example_articles/states/South Carolina/1.states_South Carolina_New_York_Times.docx
+++ b/example_articles/states/South Carolina/1.states_South Carolina_New_York_Times.docx
@@ -7,7 +7,7 @@
         <w:pStyle w:val="Heading1"/>
       </w:pPr>
       <w:r>
-        <w:t>Hugo's 3-Year Wake: Lessons of a Hurricane</w:t>
+        <w:t>In G.O.P. Rebuttal, Tim Scott Accuses Biden of Pulling Nation 'Further Apart'</w:t>
       </w:r>
     </w:p>
     <w:p>
@@ -17,17 +17,17 @@
     </w:p>
     <w:p>
       <w:r>
-        <w:t>Date: 1992-09-18</w:t>
+        <w:t>Date: 2021-04-28</w:t>
       </w:r>
     </w:p>
     <w:p>
       <w:r>
-        <w:t>Section: Section A;; Section A; Page 1; Column 2; National Desk; Column 2;</w:t>
+        <w:t>Section: US; politics</w:t>
       </w:r>
     </w:p>
     <w:p>
       <w:r>
-        <w:t>Source file: NYT/51.DOCX</w:t>
+        <w:t>Source file: NYT/10.DOCX</w:t>
       </w:r>
     </w:p>
     <w:p>
@@ -49,83 +49,43 @@
     </w:p>
     <w:p>
       <w:r>
-        <w:t>Three years after Hurricane Hugo's screaming winds and 17-foot storm surge left this town torn to pieces and buried under five feet of water and mud, life here seems almost back to normal, right down to the regrown Spanish moss hanging from the oak trees on Pinkney Street.</w:t>
+        <w:t>The South Carolina senator did not offer a comprehensive alternative to President Biden's education and child-care plans. Instead, he called them "big-government waste."</w:t>
         <w:br/>
-        <w:t>But for hurricane-ravaged residents of South Florida, Louisiana and Hawaii starting to rebuild their lives, a journey along the South Carolina coast and into the rural hamlets ravaged by Hugo provides a complicated picture of equal parts loss and renewal. Like McClellanville, South Carolina has recovered sooner than many thought possible, but its experience is a vivid lesson both in how much man can and cannot do to repair a world that nature blew apart.</w:t>
+        <w:t>WASHINGTON — Republicans lined up in opposition to President Biden's latest ambitious economic package on Wednesday, choosing Senator Tim Scott of South Carolina to deliver an official party broadside that accused the president of abandoning his pledge to seek political consensus in favor of a divisive and partisan agenda.</w:t>
         <w:br/>
-        <w:t>Three years after what was the costliest storm in American history -- Hurricane Andrew, which struck South Florida and Louisiana last month, has since passed it -- South Carolina still is full of harsh reminders of Hugo's fury. They include the ghostly, denuded remains of what used to be the lush Francis Marion National Forest, the demons haunting children like Matthew Mable of Summerville who are terrified whenever a stiff wind blows, and the quiet despair of the rural poor like Viola Reed of South Santee who are still waiting to get their houses repaired so they can return home.</w:t>
+        <w:t>Delivering his party's rebuttal to Mr. Biden's first address to a joint session of Congress, Mr. Scott signaled the bitter fight to come over the president's efforts to increase government assistance to workers, students and families. The South Carolinian panned the president's $1.8 trillion American Families Plan, branding it "big-government waste." He also complained that Mr. Biden had eschewed compromise with Republicans — who have made it clear they have no intention of supporting government aid on he scale he has called for — to push through a one-sided agenda.</w:t>
         <w:br/>
-        <w:t>There are also harsh memories of the faltering Federal relief effort after Hugo, and an often-voiced resentment about the billions of dollars in election-year aid being rushed to Florida, Louisiana and Hawaii, as opposed to the $500 million spent in South Carolina at a time when no Presidential election was pending.</w:t>
+        <w:t>The response came after many Republicans had sat stone-faced and silent in the House chamber while Democrats stood to applaud as Mr. Biden laid out his agenda, including when he mentioned how the $1.9 trillion stimulus law — enacted this year over unified G.O.P. opposition — had cut child poverty by more than half.</w:t>
         <w:br/>
-        <w:t>An economic analysis of the storm indicates that despite the rebuilding boom it brought, the storm overall was a severe economic drain on the state.</w:t>
+        <w:t>Mr. Scott, the Senate's sole Black Republican, also used his response to raise a litany of issues Republicans have sought to use as political cudgels against Democrats, including coronavirus lockdowns that shuttered schools and churches and a nationwide conversation about systemic racism that has taken hold amid protests of police killings of Black Americans.</w:t>
         <w:br/>
-        <w:t>Still, South Carolina is the scene of remarkable recovery from the pastel town houses of Charleston, to the working-class trailer parks in Copahee to the rebuilt seaside communities like Pawleys Island and Folly Beach, where homes wrecked by the storm were not just rebuilt but improved so much that people on Pawleys Island, who used to playfully bill the town as "arrogantly shabby," now say they are still arrogant but no longer shabby.</w:t>
+        <w:t>"America is not a racist country," Mr. Scott said, invoking his own experience as a Black man from the South. "It's wrong to try to use our painful past to try to dishonestly shut down debates in the present."</w:t>
         <w:br/>
-        <w:t>To some the recovery is the most telling lesson to come out of Hugo.</w:t>
+        <w:t>Though he did not single it out by name, Mr. Scott took aim at Democrats' landmark voting rights bill, which Mr. Biden had called on Congress to quickly pass, and suggested that he was personally offended by attempts to frame it as the modern successor to the civil rights movement.</w:t>
         <w:br/>
-        <w:t>"I would say the state's recovery from Hugo has been nothing short of miraculous," said Luther F. Carter, executive director of the South Carolina Budget and Control Board.</w:t>
+        <w:t>"This is not about civil rights, or our racial past," he said. "It's about rigging elections in the future."</w:t>
         <w:br/>
-        <w:t xml:space="preserve"> </w:t>
+        <w:t>Mr. Scott's speech, hailed by Republicans, underscored the long odds Mr. Biden faces in fulfilling his stated goal of finding a compromise with Republicans on a roster of legislation being considered in Congress, from infrastructure to child care to a policing overhaul.</w:t>
         <w:br/>
-        <w:t>Estimate of $6 Billion Toll</w:t>
+        <w:t>Mr. Scott, 55, was tapped to deliver the rebuttal by the Republican leaders of the Senate and House, Senator Mitch McConnell of Kentucky and Representative Kevin McCarthy of California, who cited his long-held belief in small government and his rising profile as a unifying figure in Congress, most recently on issues of race and police reform.</w:t>
         <w:br/>
-        <w:t xml:space="preserve"> Still, interviews along the coast made it clear that how people recovered from the storm had a lot to do with their financial circumstances before it hit. Many of the poor took hits they may never recover from. Many of those better off were cushioned by insurance that allowed them to replace homes with more modern ones.</w:t>
+        <w:t>As evidence that Mr. Biden's vision of more government support for working-class Americans was misguided, Mr. Scott cited his own remarkable story — how he was "disillusioned and angry" and nearly failed out of school after his parents divorced and his single mother toiled to support him and his brother.</w:t>
         <w:br/>
-        <w:t>Everyone who was here after Hugo roared ashore on Sept. 22, 1989, can identify with those trying to rebuild after Andrew and Hurricane Iniki, which ravaged the Hawaiian island of Kauai last week.</w:t>
+        <w:t>"The beauty of the American dream is that families get to define it for themselves," Mr. Scott said. "We should be expanding opportunities and options for all families, not throwing money at certain issues because Democrats think they know best."</w:t>
         <w:br/>
-        <w:t>"I remember flying the coastline right after the storm, looking down on Charleston and thinking, 'Will we ever recover?' " Mr. Carter said.</w:t>
+        <w:t>As he concluded his address, Mr. Scott, who is deeply religious, drew on themes of redemption and grace.</w:t>
         <w:br/>
-        <w:t>Economists are still poring over the storm's ultimate toll, a job made difficult by the fact that the devastation was followed by a huge influx of aid and a construction boom.</w:t>
+        <w:t>"Our best future will not come from Washington schemes or socialist dreams; it will come from the American people — Black, Hispanic, white, Asian, Republicans and Democrats," he said. "Brave police officers and Black neighborhoods. We are not adversaries. We are all in this together."</w:t>
         <w:br/>
-        <w:t>Douglas P. Woodward, a University of South Carolina economist who has analyzed the storm's economic impact, said the storm did $6 billion in damage, about half of it in real estate and half in natural resources, particularly timber. Of that only half was reimbursed from any source. It also created a building boom that over two-and-a-half years created about $500 million in added income, enough to forestall the recession's arrival in South Carolina for more than a year.</w:t>
+        <w:t>But much of his speech focused on accusing Mr. Biden and congressional Democrats of "pulling us further and further apart," and centered on a theme that Republicans believe will help them reclaim majorities in the House and Senate in 2022: portraying Mr. Biden as beholden to his party's left flank.</w:t>
         <w:br/>
-        <w:t>"It was a net economic loss to the state, which may seem obvious, but you'd be surprised how many thought for a time it might be good for the economy," Professor Woodward said. "Eventually, the artificial boom ended, and when the recession came, it was like a cold bath. In the end it was the poor who really got hurt, and a lot of them are hurting still."</w:t>
+        <w:t>While last week Republicans introduced their own, drastically slimmed down answer to Mr. Biden's sprawling physical infrastructure package — offering a $568 billion counterproposal that Democrats dismissed as inadequate — they have not offered an education and child care bill, and are not expected to offer a comprehensive alternative to the president's latest proposals.</w:t>
         <w:br/>
-        <w:t>There are poor people in Charleston whose homes have never been repaired from the storm, but the worst toll can be found in hundreds of rural communities that were poor before the storm and poorer now.</w:t>
+        <w:t xml:space="preserve">Instead, as they awaited his speech on Wednesday afternoon, some Republicans took to the Senate floor to preemptively denounce Mr. Biden's approach. They painted the president's two-pronged infrastructure plan — one to bolster the nation's roads and bridges and another to expand access to education and child care, carrying a total price of just over $4 trillion — as unnecessary, expensive and intrusive government overreach. </w:t>
         <w:br/>
-        <w:t>Miriam Green, who heads the rural Berkeley County Electric Cooperative's project to deal with housing problems left behind by Hugo, is still working to get aid to people like Mrs. Reed, a 71-year-old widow, whose house is still an uninhabitable morass of broken sheetrock and pools of water, and James Vanderhorst, a 74-year-old widower here, who was victimized by a shoddy contractor and left with a house jacked up on cinder blocks, but not high enough to meet local codes.</w:t>
+        <w:t>"Behind President Biden's familiar face, it's like the most radical Washington Democrats have been handed the keys, and they are trying to speed as far left as they can possibly go before American voters ask for the car back," Mr. McConnell said. "But it's not too late. This White House can shake off its daydreams of a sweeping socialist legacy that will never happen in the United States."</w:t>
         <w:br/>
-        <w:t>But just as common are stories of remarkable renewal. To this day, Lloyd McClellan and her husband, James McClellan, are amazed at the volunteers who rebuilt their home that was inundated by the storm.</w:t>
-        <w:br/>
-        <w:t>"You see on television about babies starving and people firing bombs at each other in the streets, and think how lucky we are to be in a country where when you need help, people come and help," Mrs. McClellan said.</w:t>
-        <w:br/>
-        <w:t>Still, even many of those whose lives seem back to normal are still carrying heavy financial burdens.</w:t>
-        <w:br/>
-        <w:t>"I tried to get assistance from the Small Business Administration and got nothing," said Buster Brown who owns one grocery store here. Largely uninsured at the time of the storm, he estimates he lost $200,000 on his home and business.</w:t>
-        <w:br/>
-        <w:t>But Professor Woodward's study found that while only 45 percent of residential losses were covered by insurance, about 80 percent of business and commercial losses were covered.</w:t>
-        <w:br/>
-        <w:t>And, particularly near the waterfront, many people are now living better than they were before the storm because insurance payments allowed them to rebuild seaside homes into more modern structures that have higher building standards.</w:t>
-        <w:br/>
-        <w:t>To some experts on coastal development property, there is no small bit of folly beneath the renaissance here.</w:t>
-        <w:br/>
-        <w:t>Peter Sparks, an engineering professor at Clemson University, said many structures were hurriedly rebuilt with roofs less able to withstand a storm than they were before Hugo. In addition, new flood insurance regulations that require buildings in flood-prone areas to be at least eight feet off the ground have left a slew of trailer homes sitting on eight-foot concrete blocks, more vulnerable to hurricane winds than they were before.</w:t>
-        <w:br/>
-        <w:t>"I wouldn't want to be in one of those things in a thunderstorm, Mr. Sparks said. "Overall, Hugo was a warning unheeded."</w:t>
-        <w:br/>
-        <w:t>But homeowners say many beachfront homes have been rebuilt to standards that far exceed the ones they replaced. And in places like Folly Beach, where the waves almost lap at the front porches of beachfront houses, it is clear one thing that was not altered by Hugo was the desire of people to live by the shore. In fact, the city is spending $16 million -- 85 percent of it in Federal money -- on a beach renourishment project that will create 150 feet of beach at high tide.</w:t>
-        <w:br/>
-        <w:t>Overlooking the ocean at the home he rebuilt, James Kennedy readily acknowledges that Folly's shifting sand may well be the kind of place that should not be built on.</w:t>
-        <w:br/>
-        <w:t>But having said that, he adds that he never gave a thought to not rebuilding, especially when insurance paid for everything but his $20,000 seawall.</w:t>
-        <w:br/>
-        <w:t>Josephine Humphreys, the Charleston novelist, is aware of many changes that linger after Hugo. She misses the endearing shabbiness of old Charleston blown away and replaced by something more sanitized.</w:t>
-        <w:br/>
-        <w:t>She is also aware of the haunting, indelible memory of the wind that will haunt so many lives from here to Homestead, Fla., and from the bayous of Louisiana to the beaches of Hawaii.</w:t>
-        <w:br/>
-        <w:t>"If you've ever been in a car wreck, you remember the sound of it for years and years and it just gives you the creeps," she said. "That's how I feel about the wind now, the sound of wind. It was just terrifying, and it's something you don't forget."</w:t>
-        <w:br/>
-        <w:br/>
-        <w:t>Graphic</w:t>
-        <w:br/>
-        <w:br/>
-        <w:t xml:space="preserve"> </w:t>
-        <w:br/>
-        <w:t>Photos: The fury of Hurricane Hugo, which ripped into South Carolina three years ago, has been pushed from the memory of most by Hurricane Andrew, but the consequences are still alive for many residents, especially the poor who find repairs harder to accomplish. James Vanderhorst's house in McClellenville is uninhabitable because a contractor did not raise it high enough to meet local codes; Viola Reed's house in South Santee is still a morass of broken sheetrock and pools of water. (Photographs by Wade Spees for The New York Times) (pg. A16)</w:t>
-        <w:br/>
-        <w:t xml:space="preserve"> </w:t>
-        <w:br/>
-        <w:t>Map showing the location of McClellanville, South Carolina. (pg. A16)</w:t>
+        <w:t>PHOTO: Republicans cited Senator Tim Scott's long-held belief in small government and his rising profile as a unifying figure in Congress in choosing him to deliver their rebuttal to President Biden's speech. (PHOTOGRAPH BY Erin Schaff/The New York Times FOR THE NEW YORK TIMES)</w:t>
       </w:r>
     </w:p>
     <w:sectPr>
